--- a/cursor/Analiz_RK_Gruppovye_progulki_EPK_2026-10-10.docx
+++ b/cursor/Analiz_RK_Gruppovye_progulki_EPK_2026-10-10.docx
@@ -4072,7 +4072,7 @@
           <w:b w:val="0"/>
           <w:sz w:val="22"/>
         </w:rPr>
-        <w:t>Оплату оставить за конверсии. Цели: автоцель 160 / тел. 140 / MAX 130 / профиль 120.</w:t>
+        <w:t>Оплату оставить за конверсии. Цели канон 10.10: автоцель 120 / MAX 115 / тел. 110 / профиль 100. Не крутить.</w:t>
       </w:r>
     </w:p>
     <w:p>
